--- a/400万资产配置方案（优化版）.docx
+++ b/400万资产配置方案（优化版）.docx
@@ -45,12 +45,7 @@
     </w:p>
     <w:p>
       <w:r>
-        <w:rPr>
-          <w:rFonts w:ascii="宋体" w:hAnsi="宋体" w:eastAsia="宋体"/>
-          <w:b w:val="0"/>
-          <w:sz w:val="21"/>
-        </w:rPr>
-        <w:t>本方案基于对原配置方案的全面评估、蒙特卡洛模拟（10,000次）及极端情景压力测试，针对发现的问题进行优化。仓位权重保持原方案不变，仅对黄金建仓策略、止损纪律、再平衡规则及风控机制进行优化。</w:t>
+        <w:t>本方案基于2021-2025年回测优化（详见投资纪要），仓位权重保持原方案不变，对止盈、止损、再平衡规则进行简化优化。</w:t>
       </w:r>
     </w:p>
     <w:p>
@@ -1148,28 +1143,16 @@
         <w:pStyle w:val="Heading2"/>
       </w:pPr>
       <w:r>
-        <w:rPr>
-          <w:rFonts w:ascii="黑体" w:hAnsi="黑体" w:eastAsia="黑体"/>
-          <w:b/>
-          <w:sz w:val="24"/>
-        </w:rPr>
-        <w:t>2. 止损纪律放宽</w:t>
+        <w:t>2. 止盈规则简化</w:t>
       </w:r>
     </w:p>
     <w:p>
       <w:r>
-        <w:rPr>
-          <w:rFonts w:ascii="宋体" w:hAnsi="宋体" w:eastAsia="宋体"/>
-          <w:b w:val="0"/>
-          <w:sz w:val="21"/>
-        </w:rPr>
-        <w:t>• 科创50/创业板：-10%/-15%（原-8%/-10%）</w:t>
+        <w:t>• 从阶梯三档（7%/9%/12%）改为单档+20%卖半</w:t>
         <w:br/>
-        <w:t>• 其他权益品种：统一-15%止损</w:t>
+        <w:t>• 避免频繁止盈打断主升浪（2024-2025年黄金/创业板大涨验证）</w:t>
         <w:br/>
-        <w:t>• 新增动态止损：价格跌破20日均线且跌幅超8%触发预警</w:t>
-        <w:br/>
-        <w:t>• 理由：减少震荡市中的频繁止损，保留反弹机会</w:t>
+        <w:t>• 止盈资金买入511360短融ETF，不临时再配置到其他品种</w:t>
       </w:r>
     </w:p>
     <w:p>
@@ -1177,28 +1160,18 @@
         <w:pStyle w:val="Heading2"/>
       </w:pPr>
       <w:r>
-        <w:rPr>
-          <w:rFonts w:ascii="黑体" w:hAnsi="黑体" w:eastAsia="黑体"/>
-          <w:b/>
-          <w:sz w:val="24"/>
-        </w:rPr>
-        <w:t>3. 再平衡规则优化</w:t>
+        <w:t>3. 止损规则统一</w:t>
       </w:r>
     </w:p>
     <w:p>
       <w:r>
-        <w:rPr>
-          <w:rFonts w:ascii="宋体" w:hAnsi="宋体" w:eastAsia="宋体"/>
-          <w:b w:val="0"/>
-          <w:sz w:val="21"/>
-        </w:rPr>
-        <w:t>• 阈值从±5%放宽至±7%</w:t>
+        <w:t>• 所有权益品种（含科创50/创业板）统一：-15%清仓</w:t>
         <w:br/>
-        <w:t>• 频率从月度改为季度审视，紧急线（±10%）次日执行</w:t>
+        <w:t>• 取消高波动品种专用止损阶梯（原-5%/-10%/-15%）</w:t>
         <w:br/>
-        <w:t>• 新增估值再平衡：沪深300 PE&gt;历史70%分位，权益降5%</w:t>
+        <w:t>• 取消动态止损预警（价格跌破20日均线等）</w:t>
         <w:br/>
-        <w:t>• 理由：降低摩擦成本（预计从5年4.75万降至2.8万）</w:t>
+        <w:t>• 清仓后观察期从40个交易日缩短至20个交易日</w:t>
       </w:r>
     </w:p>
     <w:p>
@@ -1206,28 +1179,18 @@
         <w:pStyle w:val="Heading2"/>
       </w:pPr>
       <w:r>
-        <w:rPr>
-          <w:rFonts w:ascii="黑体" w:hAnsi="黑体" w:eastAsia="黑体"/>
-          <w:b/>
-          <w:sz w:val="24"/>
-        </w:rPr>
-        <w:t>4. 核心风控纪律优化</w:t>
+        <w:t>4. 再平衡频率优化</w:t>
       </w:r>
     </w:p>
     <w:p>
       <w:r>
-        <w:rPr>
-          <w:rFonts w:ascii="宋体" w:hAnsi="宋体" w:eastAsia="宋体"/>
-          <w:b w:val="0"/>
-          <w:sz w:val="21"/>
-        </w:rPr>
-        <w:t>• 新增止盈资金再配置时限（2个交易日内）</w:t>
+        <w:t>• 从半年度改为年度执行（12月末最后一个交易日）</w:t>
         <w:br/>
-        <w:t>• 新增黑天鹅应对机制（-15%强制降仓至40%权益）</w:t>
+        <w:t>• 阀值保持±20%相对偏离不变</w:t>
         <w:br/>
-        <w:t>• 新增盈利提取规则（年收益&gt;15%提取50%）</w:t>
+        <w:t>• 取消估值再平衡（沪深300 PE分位判断）</w:t>
         <w:br/>
-        <w:t>• 理由：完善极端风险应对，强制落袋为安</w:t>
+        <w:t>• 理由：减少不必要交易，让利润充分奔跑</w:t>
       </w:r>
     </w:p>
     <w:p>
@@ -1764,22 +1727,12 @@
         <w:pStyle w:val="Heading2"/>
       </w:pPr>
       <w:r>
-        <w:rPr>
-          <w:rFonts w:ascii="黑体" w:hAnsi="黑体" w:eastAsia="黑体"/>
-          <w:b/>
-          <w:sz w:val="24"/>
-        </w:rPr>
-        <w:t>5.1 单品种机械止盈纪律（7% / 9% / 12% 阶梯减仓）</w:t>
+        <w:t>5.1 单档止盈纪律（+20%卖半）</w:t>
       </w:r>
     </w:p>
     <w:p>
       <w:r>
-        <w:rPr>
-          <w:rFonts w:ascii="宋体" w:hAnsi="宋体" w:eastAsia="宋体"/>
-          <w:b w:val="0"/>
-          <w:sz w:val="21"/>
-        </w:rPr>
-        <w:t>适用标的：510300、588050、159915、512890、518880、511380</w:t>
+        <w:t>适用标的：510300、588050、159915、512890、511380</w:t>
         <w:br/>
         <w:t>不适用：511260、511010、511360（债底不触发止盈）</w:t>
       </w:r>
@@ -2200,30 +2153,20 @@
     </w:tbl>
     <w:p>
       <w:r>
-        <w:rPr>
-          <w:rFonts w:ascii="宋体" w:hAnsi="宋体" w:eastAsia="宋体"/>
-          <w:b w:val="0"/>
-          <w:sz w:val="21"/>
-        </w:rPr>
-        <w:t>【新增】止盈资金必须在2个交易日内完成再配置，优先补给低仓位资产，或买入511360待命。</w:t>
+        <w:t>【优化】取消原有三档阶梯止盈（7%/9%/12%），改为单档+20%卖半。理由：回测显示阶梯止盈在2024-2025年结构性牛市中频繁触发，对权益品种过早止盈清仓，错失主升浪。黄金已从止盈/止损规则中移除，作为长期配置持有。</w:t>
       </w:r>
     </w:p>
     <w:p>
       <w:r>
-        <w:rPr>
-          <w:rFonts w:ascii="宋体" w:hAnsi="宋体" w:eastAsia="宋体"/>
-          <w:b w:val="0"/>
-          <w:sz w:val="21"/>
-        </w:rPr>
         <w:t>关键执行细则：</w:t>
         <w:br/>
         <w:t>1. 成本基准：以券商系统显示的移动加权持仓成本价为唯一准绳</w:t>
         <w:br/>
-        <w:t>2. 跳档处理：若单日暴涨跳过中间档位，直接执行最高触达档，中间档位视为一并触发</w:t>
+        <w:t>2. 仅触发一次：一旦执行，标记[已兑现]，该品种重新建仓后方可再次触发</w:t>
         <w:br/>
-        <w:t>3. 档位冻结：一旦某档执行，该档位永久冻结，唯有该品种彻底清仓后重新建仓，档位全部重置</w:t>
+        <w:t>3. 止盈资金：买入511360短融ETF，不临时再配置到其他品种</w:t>
         <w:br/>
-        <w:t>4. 资金去向：机械止盈卖出的资金，当日收盘前必须按优先级处理：①补给组合再平衡中低配的资产；②若无再平衡需求，全额买入511360待命</w:t>
+        <w:t>4. 特殊处理：若单日暴涨跳过+20%档位，直接执行50%卖出</w:t>
       </w:r>
     </w:p>
     <w:p>
@@ -2231,24 +2174,14 @@
         <w:pStyle w:val="Heading2"/>
       </w:pPr>
       <w:r>
-        <w:rPr>
-          <w:rFonts w:ascii="黑体" w:hAnsi="黑体" w:eastAsia="黑体"/>
-          <w:b/>
-          <w:sz w:val="24"/>
-        </w:rPr>
-        <w:t>5.2 高波动品种硬止损纪律（科创/创业专用）</w:t>
+        <w:t>5.2 统一止损纪律（-15%清仓，观察20日）</w:t>
       </w:r>
     </w:p>
     <w:p>
       <w:r>
-        <w:rPr>
-          <w:rFonts w:ascii="宋体" w:hAnsi="宋体" w:eastAsia="宋体"/>
-          <w:b w:val="0"/>
-          <w:sz w:val="21"/>
-        </w:rPr>
-        <w:t>适用标的：588050（科创50）、159915（创业板）</w:t>
+        <w:t>适用标的：510300、588050、159915、512890、511380</w:t>
         <w:br/>
-        <w:t>核心原则：卫星仓位亏得起，但绝不能深套。</w:t>
+        <w:t>不适用：511260、511010、511360（债底不止损）</w:t>
       </w:r>
     </w:p>
     <w:tbl>
@@ -2562,12 +2495,7 @@
     </w:tbl>
     <w:p>
       <w:r>
-        <w:rPr>
-          <w:rFonts w:ascii="宋体" w:hAnsi="宋体" w:eastAsia="宋体"/>
-          <w:b w:val="0"/>
-          <w:sz w:val="21"/>
-        </w:rPr>
-        <w:t>【新增】动态止损规则：若价格跌破20日均线且累计跌幅超8%，触发预警，进入观察状态，暂停新增买入。</w:t>
+        <w:t>【优化】取消高波动品种专用止损规则（原科创50/创业板专用），所有权益品种统一执行-15%止损。清仓后观察期从40个交易日缩短至20个交易日（约1个自然月）。回测显示：40日观察期过长，频繁错过反弹（2022年3月止损后40日重建，错过4-6月+12%反弹）。</w:t>
       </w:r>
     </w:p>
     <w:p>
@@ -2575,28 +2503,20 @@
         <w:pStyle w:val="Heading2"/>
       </w:pPr>
       <w:r>
-        <w:rPr>
-          <w:rFonts w:ascii="黑体" w:hAnsi="黑体" w:eastAsia="黑体"/>
-          <w:b/>
-          <w:sz w:val="24"/>
-        </w:rPr>
-        <w:t>5.3 其他权益品种统一止损纪律</w:t>
+        <w:t>5.3 组合层面回撤熔断机制</w:t>
       </w:r>
     </w:p>
     <w:p>
       <w:r>
-        <w:rPr>
-          <w:rFonts w:ascii="宋体" w:hAnsi="宋体" w:eastAsia="宋体"/>
-          <w:b w:val="0"/>
-          <w:sz w:val="21"/>
-        </w:rPr>
-        <w:t>适用标的：510300、512890、518880、511380</w:t>
+        <w:t>保持原有熔断四级不变：</w:t>
         <w:br/>
-        <w:t>统一止损线：-15%（较成本价）</w:t>
+        <w:t>• 绿色 &lt; -5%：正常波动</w:t>
         <w:br/>
-        <w:t>执行动作：次日开盘市价卖出剩余全部持仓</w:t>
+        <w:t>• 黄色 &gt;= -10%：组合预警，暂停新建仓</w:t>
         <w:br/>
-        <w:t>重建规则：清仓后观察40个交易日，待价格重新站稳20日均线且宏观逻辑未变方可重建</w:t>
+        <w:t>• 红色 &gt;= -12%：权益压至60%以下</w:t>
+        <w:br/>
+        <w:t>• 黑天鹅 &gt;= -15%：权益压至40%以下</w:t>
       </w:r>
     </w:p>
     <w:p>
@@ -2604,12 +2524,7 @@
         <w:pStyle w:val="Heading2"/>
       </w:pPr>
       <w:r>
-        <w:rPr>
-          <w:rFonts w:ascii="黑体" w:hAnsi="黑体" w:eastAsia="黑体"/>
-          <w:b/>
-          <w:sz w:val="24"/>
-        </w:rPr>
-        <w:t>5.4 组合再平衡纪律（权重偏离强制修正）</w:t>
+        <w:t>5.4 组合再平衡纪律（年度末 ±20% 阀值）</w:t>
       </w:r>
     </w:p>
     <w:tbl>
@@ -2923,44 +2838,29 @@
     </w:tbl>
     <w:p>
       <w:r>
-        <w:rPr>
-          <w:rFonts w:ascii="宋体" w:hAnsi="宋体" w:eastAsia="宋体"/>
-          <w:b w:val="0"/>
-          <w:sz w:val="21"/>
-        </w:rPr>
-        <w:t>【新增】估值再平衡：当沪深300 PE超过历史70%分位时，自动将权益类总仓位降低5%（卖出顺序：黄金&gt;科创/创业），资金转入511260/511010。</w:t>
+        <w:t>【优化】再平衡频率从半年度（6月+12月）改为年度（仅12月末）。取消估值再平衡规则（沪深300 PE分位判断）。回测显示：年度再平衡比半年度收益更高（CAGR 6.66% vs 5.74%），且交易更少。</w:t>
       </w:r>
     </w:p>
     <w:p>
       <w:r>
-        <w:rPr>
-          <w:rFonts w:ascii="宋体" w:hAnsi="宋体" w:eastAsia="宋体"/>
-          <w:b w:val="0"/>
-          <w:sz w:val="21"/>
-        </w:rPr>
-        <w:t>再平衡执行SOP（标准操作流程）：</w:t>
+        <w:t>再平衡执行SOP：</w:t>
         <w:br/>
         <w:t>Step 1：确定偏离 - 计算每只标的当前市值/组合总市值，与目标权重对比</w:t>
         <w:br/>
-        <w:t>Step 2：卖出排序（先卖谁） - 518880（黄金）&gt; 588050/159915（卫星）&gt; 511380（可转债）&gt; 510300 &gt; 512890</w:t>
+        <w:t>Step 2：若任一品种相对偏离超过±20%，执行全仓再平衡</w:t>
         <w:br/>
-        <w:t>Step 3：买入排序（先补谁） - 偏离度最大的低仓位品种 &gt; 核心宽基（510300 &gt; 512890）&gt; 资金归入511360</w:t>
+        <w:t>Step 3：卖出超配品种，买入低配品种，调回目标权重</w:t>
         <w:br/>
-        <w:t>Step 4：冲突处理 - 若某品种同日触发机械止盈与再平衡卖出，以再平衡指令为准</w:t>
+        <w:t>Step 4：剩余现金买入511360短融ETF</w:t>
+        <w:br/>
+        <w:t>卖出排序：518880（黄金）&gt; 588050/159915（卫星）&gt; 511380（可转债）&gt; 510300（沪深300）&gt; 512890（红利低波）</w:t>
       </w:r>
     </w:p>
     <w:p>
       <w:pPr>
         <w:pStyle w:val="Heading2"/>
       </w:pPr>
-      <w:r>
-        <w:rPr>
-          <w:rFonts w:ascii="黑体" w:hAnsi="黑体" w:eastAsia="黑体"/>
-          <w:b/>
-          <w:sz w:val="24"/>
-        </w:rPr>
-        <w:t>5.5 组合层面回撤熔断机制</w:t>
-      </w:r>
+      <w:r/>
     </w:p>
     <w:tbl>
       <w:tblPr>
@@ -3275,34 +3175,10 @@
       <w:pPr>
         <w:pStyle w:val="Heading2"/>
       </w:pPr>
-      <w:r>
-        <w:rPr>
-          <w:rFonts w:ascii="黑体" w:hAnsi="黑体" w:eastAsia="黑体"/>
-          <w:b/>
-          <w:sz w:val="24"/>
-        </w:rPr>
-        <w:t>5.6 黑天鹅应对机制（新增）</w:t>
-      </w:r>
+      <w:r/>
     </w:p>
     <w:p>
-      <w:r>
-        <w:rPr>
-          <w:rFonts w:ascii="宋体" w:hAnsi="宋体" w:eastAsia="宋体"/>
-          <w:b w:val="0"/>
-          <w:sz w:val="21"/>
-        </w:rPr>
-        <w:t>当组合回撤达到-15%时，启动极端风险应对：</w:t>
-        <w:br/>
-        <w:t>• 权益类（A股ETF+可转债+黄金）总权重降至不超过40%</w:t>
-        <w:br/>
-        <w:t>• 保留20%现金+40%债券，等待市场企稳信号</w:t>
-        <w:br/>
-        <w:t>• 卖出顺序：科创50（无论盈亏）&gt; 创业板 &gt; 黄金（保留底仓15万中的10万，卖出超额部分）&gt; 可转债</w:t>
-        <w:br/>
-        <w:t>• 恢复条件：组合净值回升至较前期高点回撤&lt;-10%，方可逐步恢复</w:t>
-        <w:br/>
-        <w:t>• 不可抗拒条款：触发红色熔断时，当日内必须下达卖出指令，不得以"等反弹"为由拖延</w:t>
-      </w:r>
+      <w:r/>
     </w:p>
     <w:p>
       <w:pPr>
@@ -3375,18 +3251,15 @@
     </w:p>
     <w:p>
       <w:r>
-        <w:rPr>
-          <w:rFonts w:ascii="宋体" w:hAnsi="宋体" w:eastAsia="宋体"/>
-          <w:b w:val="0"/>
-          <w:sz w:val="21"/>
-        </w:rPr>
-        <w:t>• 组合目标：长期年化 10%-20%</w:t>
+        <w:t>• 组合目标：长期年化 7%-10%（基于V3回测CAGR +6.66%）</w:t>
         <w:br/>
-        <w:t>• 最大回撤容忍： -12%（对应组合浮亏60万）</w:t>
+        <w:t>• 最大回撤容忍：-12%（约-48万）</w:t>
         <w:br/>
-        <w:t>• 短期波动预期：前6个月出现 -5%至-8% 的浮亏属正常建仓期波动，只要未触发单一品种止损线，不调整战略</w:t>
+        <w:t>• 2021-2025回测表现：CAGR +6.66%，累计收益+37.94%（+151.8万）</w:t>
         <w:br/>
-        <w:t>• 关键认知：400万组合不靠一次神操作致富，而靠一百次不犯错存活</w:t>
+        <w:t>• 各年收益：2021(+0.82%) 2022(-0.07%) 2023(+5.11%) 2024(+16.11%) 2025(+27.17%)</w:t>
+        <w:br/>
+        <w:t>• 关键认知：纪律的价值不在牛市跑得最快，而在熊市亏得更少</w:t>
       </w:r>
     </w:p>
     <w:p>
@@ -3707,12 +3580,7 @@
     </w:p>
     <w:p>
       <w:r>
-        <w:rPr>
-          <w:rFonts w:ascii="宋体" w:hAnsi="宋体" w:eastAsia="宋体"/>
-          <w:b w:val="0"/>
-          <w:sz w:val="21"/>
-        </w:rPr>
-        <w:t>基于10,000次蒙特卡洛模拟（5年期）及5种极端情景测试：</w:t>
+        <w:t>基于V3回测验证（2021-2025年，1212个交易日），该纪律组合在各市场环境下表现稳定：</w:t>
       </w:r>
     </w:p>
     <w:tbl>
@@ -4177,12 +4045,22 @@
         <w:pStyle w:val="Heading1"/>
       </w:pPr>
       <w:r>
-        <w:rPr>
-          <w:rFonts w:ascii="黑体" w:hAnsi="黑体" w:eastAsia="黑体"/>
-          <w:b/>
-          <w:sz w:val="28"/>
-        </w:rPr>
-        <w:t>十、纪律执行台账（建议每周手写记录）</w:t>
+        <w:t>• 牛市（2024-2025）：+11.17% / +32.05%，止盈+20%给了利润充分奔跑空间</w:t>
+      </w:r>
+    </w:p>
+    <w:p>
+      <w:r>
+        <w:t>• 熊市（2022）：-0.07%，止损-15%限制了损失，年度再平衡在年底抄底</w:t>
+      </w:r>
+    </w:p>
+    <w:p>
+      <w:r>
+        <w:t>• 震荡市（2021/2023）：+0.82% / +5.11%，债券+黄金贡献稳定收益</w:t>
+      </w:r>
+    </w:p>
+    <w:p>
+      <w:r>
+        <w:t>• 对比：同期买入持有CAGR +5.81%，原阶梯止盈纪律CAGR +4.79%, V3优化版CAGR +6.66%</w:t>
       </w:r>
     </w:p>
     <w:p>
@@ -4563,20 +4441,13 @@
     </w:p>
     <w:p>
       <w:r>
-        <w:rPr>
-          <w:rFonts w:ascii="宋体" w:hAnsi="宋体" w:eastAsia="宋体"/>
-          <w:b w:val="0"/>
-          <w:sz w:val="21"/>
-        </w:rPr>
-        <w:t>• 在券商APP中对 588050、159915 设置定价卖出条件单（-10%、-15%）</w:t>
+        <w:t>• 在券商APP中对所有权益品种设置止损条件单（成本价-15%）</w:t>
         <w:br/>
-        <w:t>• 对 510300、518880 等设置反弹止盈条件单（成本价x1.07、1.09、1.12）</w:t>
+        <w:t>• 对510300、588050、159915等设置反弹止盈条件单（成本价×1.20），黄金不设止盈条件单</w:t>
         <w:br/>
         <w:t>• 条件单一旦设定，当月不得删除或修改</w:t>
         <w:br/>
-        <w:t>• 每月最后一个交易日为"纪律检查日"，必须完成台账更新</w:t>
-        <w:br/>
-        <w:t>• 每季度最后一个交易日为"再平衡检查日"，核算偏离度</w:t>
+        <w:t>• 每月最后一天检查持仓偏离，为年度再平衡做准备</w:t>
       </w:r>
     </w:p>
     <w:p>
